--- a/engines/defdoc_ai/sample_data/tu_bpla_synthetic.docx
+++ b/engines/defdoc_ai/sample_data/tu_bpla_synthetic.docx
@@ -24,7 +24,7 @@
     </w:p>
     <w:p>
       <w:r>
-        <w:t>Нормативна база: Постанова КМУ №345, ДСТУ ГОСТ 2.114:2016, ДСТУ В 15.210:2022 | Код ДК 021:2015: 34711200-6</w:t>
+        <w:t>Нормативна база: Постанова КМУ №345, ДСТУ ГОСТ 2.114-97 (ГОСТ 2.114-95), ДСТУ В 15.210:2022 | Код ДК 021:2015: 34711200-6</w:t>
       </w:r>
     </w:p>
     <w:p>
